--- a/Cover_Letter.docx
+++ b/Cover_Letter.docx
@@ -56,7 +56,21 @@
         <w:rPr>
           <w:rFonts w:ascii="Times New Roman" w:hAnsi="Times New Roman" w:cs="Times New Roman"/>
         </w:rPr>
-        <w:t>Address: 31/1 A, Upstair Road, Batticaloa, Sri Lanka</w:t>
+        <w:t xml:space="preserve">Address: 31/1 A, </w:t>
+      </w:r>
+      <w:proofErr w:type="spellStart"/>
+      <w:r>
+        <w:rPr>
+          <w:rFonts w:ascii="Times New Roman" w:hAnsi="Times New Roman" w:cs="Times New Roman"/>
+        </w:rPr>
+        <w:t>Upstair</w:t>
+      </w:r>
+      <w:proofErr w:type="spellEnd"/>
+      <w:r>
+        <w:rPr>
+          <w:rFonts w:ascii="Times New Roman" w:hAnsi="Times New Roman" w:cs="Times New Roman"/>
+        </w:rPr>
+        <w:t xml:space="preserve"> Road, Batticaloa, Sri Lanka</w:t>
       </w:r>
     </w:p>
     <w:p>
@@ -531,17 +545,39 @@
         </w:rPr>
         <w:t xml:space="preserve"> my </w:t>
       </w:r>
-      <w:r>
-        <w:rPr>
-          <w:rFonts w:ascii="Times New Roman" w:hAnsi="Times New Roman" w:cs="Times New Roman"/>
-        </w:rPr>
-        <w:t>4 year studies of the degree</w:t>
-      </w:r>
-      <w:r>
-        <w:rPr>
-          <w:rFonts w:ascii="Times New Roman" w:hAnsi="Times New Roman" w:cs="Times New Roman"/>
-        </w:rPr>
-        <w:t xml:space="preserve">. My studies are highly intensive and demand my full attention; therefore, it is absolutely imperative that I return to Sri Lanka at the end of my holiday to continue my degree program. </w:t>
+      <w:proofErr w:type="gramStart"/>
+      <w:r>
+        <w:rPr>
+          <w:rFonts w:ascii="Times New Roman" w:hAnsi="Times New Roman" w:cs="Times New Roman"/>
+        </w:rPr>
+        <w:t>4 year</w:t>
+      </w:r>
+      <w:proofErr w:type="gramEnd"/>
+      <w:r>
+        <w:rPr>
+          <w:rFonts w:ascii="Times New Roman" w:hAnsi="Times New Roman" w:cs="Times New Roman"/>
+        </w:rPr>
+        <w:t xml:space="preserve"> studies of the degree</w:t>
+      </w:r>
+      <w:r>
+        <w:rPr>
+          <w:rFonts w:ascii="Times New Roman" w:hAnsi="Times New Roman" w:cs="Times New Roman"/>
+        </w:rPr>
+        <w:t xml:space="preserve">. My studies are highly intensive and demand my full attention; therefore, it is </w:t>
+      </w:r>
+      <w:proofErr w:type="gramStart"/>
+      <w:r>
+        <w:rPr>
+          <w:rFonts w:ascii="Times New Roman" w:hAnsi="Times New Roman" w:cs="Times New Roman"/>
+        </w:rPr>
+        <w:t>absolutely imperative</w:t>
+      </w:r>
+      <w:proofErr w:type="gramEnd"/>
+      <w:r>
+        <w:rPr>
+          <w:rFonts w:ascii="Times New Roman" w:hAnsi="Times New Roman" w:cs="Times New Roman"/>
+        </w:rPr>
+        <w:t xml:space="preserve"> that I return to Sri Lanka at the end of my holiday to continue my degree program. </w:t>
       </w:r>
     </w:p>
     <w:p>
@@ -587,39 +623,37 @@
         <w:spacing w:line="360" w:lineRule="auto"/>
         <w:rPr>
           <w:rFonts w:ascii="Times New Roman" w:hAnsi="Times New Roman" w:cs="Times New Roman"/>
-        </w:rPr>
-      </w:pPr>
-      <w:r>
-        <w:rPr>
-          <w:rFonts w:ascii="Times New Roman" w:hAnsi="Times New Roman" w:cs="Times New Roman"/>
-        </w:rPr>
-        <w:t xml:space="preserve">My trip to South Korea will be fully funded by my parents, who are currently residing in the United Kingdom. I have attached a signed sponsorship letter from them, along with their recent UK bank statements (HSBC and Lloyds Bank) and </w:t>
-      </w:r>
-      <w:r>
-        <w:rPr>
-          <w:rFonts w:ascii="Times New Roman" w:hAnsi="Times New Roman" w:cs="Times New Roman"/>
-        </w:rPr>
-        <w:t>pay slips</w:t>
-      </w:r>
-      <w:r>
-        <w:rPr>
-          <w:rFonts w:ascii="Times New Roman" w:hAnsi="Times New Roman" w:cs="Times New Roman"/>
-        </w:rPr>
-        <w:t xml:space="preserve">. Their statements demonstrate a </w:t>
-      </w:r>
-      <w:r>
-        <w:rPr>
-          <w:rFonts w:ascii="Times New Roman" w:hAnsi="Times New Roman" w:cs="Times New Roman"/>
           <w:b/>
           <w:bCs/>
         </w:rPr>
-        <w:t>combined liquid balance</w:t>
-      </w:r>
-      <w:r>
-        <w:rPr>
-          <w:rFonts w:ascii="Times New Roman" w:hAnsi="Times New Roman" w:cs="Times New Roman"/>
-        </w:rPr>
-        <w:t xml:space="preserve"> of approximately £4,195 (over 1.6 Million LKR), providing more than ample funds to comfortably cover all my travel, accommodation, and living expenses for this 7-day trip.</w:t>
+      </w:pPr>
+      <w:r>
+        <w:rPr>
+          <w:rFonts w:ascii="Times New Roman" w:hAnsi="Times New Roman" w:cs="Times New Roman"/>
+        </w:rPr>
+        <w:t xml:space="preserve">My trip to South Korea will be fully funded by my parents, who are currently residing in the United Kingdom. I have attached a signed sponsorship letter from them, along with their recent UK bank statements (HSBC and Lloyds Bank) and pay slips. Their statements demonstrate a combined liquid balance of approximately £4,195 (over 1.6 </w:t>
+      </w:r>
+      <w:proofErr w:type="gramStart"/>
+      <w:r>
+        <w:rPr>
+          <w:rFonts w:ascii="Times New Roman" w:hAnsi="Times New Roman" w:cs="Times New Roman"/>
+        </w:rPr>
+        <w:t>Million</w:t>
+      </w:r>
+      <w:proofErr w:type="gramEnd"/>
+      <w:r>
+        <w:rPr>
+          <w:rFonts w:ascii="Times New Roman" w:hAnsi="Times New Roman" w:cs="Times New Roman"/>
+        </w:rPr>
+        <w:t xml:space="preserve"> LKR), providing more than ample funds to comfortably cover all my travel, accommodation, and living expenses for this 7-day trip. </w:t>
+      </w:r>
+      <w:r>
+        <w:rPr>
+          <w:rFonts w:ascii="Times New Roman" w:hAnsi="Times New Roman" w:cs="Times New Roman"/>
+          <w:b/>
+          <w:bCs/>
+        </w:rPr>
+        <w:t>To facilitate my daily expenses, they will be transferring the required travel funds to me via Western Union prior to my departure.</w:t>
       </w:r>
     </w:p>
     <w:p>
@@ -696,7 +730,35 @@
         <w:rPr>
           <w:rFonts w:ascii="Times New Roman" w:hAnsi="Times New Roman" w:cs="Times New Roman"/>
         </w:rPr>
-        <w:t xml:space="preserve"> 1.3 Million LKR across three unit trust funds:</w:t>
+        <w:t xml:space="preserve"> 1.3 </w:t>
+      </w:r>
+      <w:proofErr w:type="gramStart"/>
+      <w:r>
+        <w:rPr>
+          <w:rFonts w:ascii="Times New Roman" w:hAnsi="Times New Roman" w:cs="Times New Roman"/>
+        </w:rPr>
+        <w:t>Million</w:t>
+      </w:r>
+      <w:proofErr w:type="gramEnd"/>
+      <w:r>
+        <w:rPr>
+          <w:rFonts w:ascii="Times New Roman" w:hAnsi="Times New Roman" w:cs="Times New Roman"/>
+        </w:rPr>
+        <w:t xml:space="preserve"> LKR across </w:t>
+      </w:r>
+      <w:proofErr w:type="gramStart"/>
+      <w:r>
+        <w:rPr>
+          <w:rFonts w:ascii="Times New Roman" w:hAnsi="Times New Roman" w:cs="Times New Roman"/>
+        </w:rPr>
+        <w:t>three unit</w:t>
+      </w:r>
+      <w:proofErr w:type="gramEnd"/>
+      <w:r>
+        <w:rPr>
+          <w:rFonts w:ascii="Times New Roman" w:hAnsi="Times New Roman" w:cs="Times New Roman"/>
+        </w:rPr>
+        <w:t xml:space="preserve"> trust funds:</w:t>
       </w:r>
     </w:p>
     <w:p>
@@ -719,8 +781,16 @@
         <w:rPr>
           <w:rFonts w:ascii="Times New Roman" w:hAnsi="Times New Roman" w:cs="Times New Roman"/>
         </w:rPr>
-        <w:t>- First Capital Equity Fund (FCEF): ~623,000 LKR (139.61 units,</w:t>
-      </w:r>
+        <w:t xml:space="preserve">- First Capital Equity Fund (FCEF): ~623,000 LKR (139.61 </w:t>
+      </w:r>
+      <w:proofErr w:type="gramStart"/>
+      <w:r>
+        <w:rPr>
+          <w:rFonts w:ascii="Times New Roman" w:hAnsi="Times New Roman" w:cs="Times New Roman"/>
+        </w:rPr>
+        <w:t>units,</w:t>
+      </w:r>
+      <w:proofErr w:type="gramEnd"/>
       <w:r>
         <w:rPr>
           <w:rFonts w:ascii="Times New Roman" w:hAnsi="Times New Roman" w:cs="Times New Roman"/>
@@ -796,7 +866,21 @@
         <w:rPr>
           <w:rFonts w:ascii="Times New Roman" w:hAnsi="Times New Roman" w:cs="Times New Roman"/>
         </w:rPr>
-        <w:t xml:space="preserve"> Million LKR in June)</w:t>
+        <w:t xml:space="preserve"> </w:t>
+      </w:r>
+      <w:proofErr w:type="gramStart"/>
+      <w:r>
+        <w:rPr>
+          <w:rFonts w:ascii="Times New Roman" w:hAnsi="Times New Roman" w:cs="Times New Roman"/>
+        </w:rPr>
+        <w:t>Million</w:t>
+      </w:r>
+      <w:proofErr w:type="gramEnd"/>
+      <w:r>
+        <w:rPr>
+          <w:rFonts w:ascii="Times New Roman" w:hAnsi="Times New Roman" w:cs="Times New Roman"/>
+        </w:rPr>
+        <w:t xml:space="preserve"> LKR in June)</w:t>
       </w:r>
       <w:r>
         <w:rPr>
@@ -1221,7 +1305,21 @@
         <w:rPr>
           <w:rFonts w:ascii="Times New Roman" w:hAnsi="Times New Roman" w:cs="Times New Roman"/>
         </w:rPr>
-        <w:t>10. Hotel Accommodation Booking – Bongrae Motel, Incheon (Nov 23–30, 2026)</w:t>
+        <w:t xml:space="preserve">10. Hotel Accommodation Booking – </w:t>
+      </w:r>
+      <w:proofErr w:type="spellStart"/>
+      <w:r>
+        <w:rPr>
+          <w:rFonts w:ascii="Times New Roman" w:hAnsi="Times New Roman" w:cs="Times New Roman"/>
+        </w:rPr>
+        <w:t>Bongrae</w:t>
+      </w:r>
+      <w:proofErr w:type="spellEnd"/>
+      <w:r>
+        <w:rPr>
+          <w:rFonts w:ascii="Times New Roman" w:hAnsi="Times New Roman" w:cs="Times New Roman"/>
+        </w:rPr>
+        <w:t xml:space="preserve"> Motel, Incheon (Nov 23–30, 2026)</w:t>
       </w:r>
     </w:p>
     <w:p>
